--- a/RT_BARMIN/Рабочая_тетрадь_УП11_пара_29_Бармин_Рустам.docx
+++ b/RT_BARMIN/Рабочая_тетрадь_УП11_пара_29_Бармин_Рустам.docx
@@ -8930,12 +8930,12 @@
           <wp:inline distB="114300" distT="114300" distL="114300" distR="114300">
             <wp:extent cx="5940115" cy="1892300"/>
             <wp:effectExtent b="0" l="0" r="0" t="0"/>
-            <wp:docPr id="5" name="image6.png"/>
+            <wp:docPr id="5" name="image7.png"/>
             <a:graphic>
               <a:graphicData uri="http://schemas.openxmlformats.org/drawingml/2006/picture">
                 <pic:pic>
                   <pic:nvPicPr>
-                    <pic:cNvPr id="0" name="image6.png"/>
+                    <pic:cNvPr id="0" name="image7.png"/>
                     <pic:cNvPicPr preferRelativeResize="0"/>
                   </pic:nvPicPr>
                   <pic:blipFill>
@@ -10200,12 +10200,12 @@
           <wp:inline distB="114300" distT="114300" distL="114300" distR="114300">
             <wp:extent cx="5162550" cy="428625"/>
             <wp:effectExtent b="0" l="0" r="0" t="0"/>
-            <wp:docPr id="6" name="image7.png"/>
+            <wp:docPr id="6" name="image4.png"/>
             <a:graphic>
               <a:graphicData uri="http://schemas.openxmlformats.org/drawingml/2006/picture">
                 <pic:pic>
                   <pic:nvPicPr>
-                    <pic:cNvPr id="0" name="image7.png"/>
+                    <pic:cNvPr id="0" name="image4.png"/>
                     <pic:cNvPicPr preferRelativeResize="0"/>
                   </pic:nvPicPr>
                   <pic:blipFill>
@@ -11240,12 +11240,12 @@
           <wp:inline distB="114300" distT="114300" distL="114300" distR="114300">
             <wp:extent cx="4772025" cy="2847975"/>
             <wp:effectExtent b="0" l="0" r="0" t="0"/>
-            <wp:docPr id="8" name="image8.png"/>
+            <wp:docPr id="8" name="image3.png"/>
             <a:graphic>
               <a:graphicData uri="http://schemas.openxmlformats.org/drawingml/2006/picture">
                 <pic:pic>
                   <pic:nvPicPr>
-                    <pic:cNvPr id="0" name="image8.png"/>
+                    <pic:cNvPr id="0" name="image3.png"/>
                     <pic:cNvPicPr preferRelativeResize="0"/>
                   </pic:nvPicPr>
                   <pic:blipFill>
@@ -12719,12 +12719,12 @@
           <wp:inline distB="114300" distT="114300" distL="114300" distR="114300">
             <wp:extent cx="5048250" cy="400050"/>
             <wp:effectExtent b="0" l="0" r="0" t="0"/>
-            <wp:docPr id="1" name="image3.png"/>
+            <wp:docPr id="1" name="image6.png"/>
             <a:graphic>
               <a:graphicData uri="http://schemas.openxmlformats.org/drawingml/2006/picture">
                 <pic:pic>
                   <pic:nvPicPr>
-                    <pic:cNvPr id="0" name="image3.png"/>
+                    <pic:cNvPr id="0" name="image6.png"/>
                     <pic:cNvPicPr preferRelativeResize="0"/>
                   </pic:nvPicPr>
                   <pic:blipFill>
@@ -13678,12 +13678,12 @@
           <wp:inline distB="114300" distT="114300" distL="114300" distR="114300">
             <wp:extent cx="5229225" cy="523875"/>
             <wp:effectExtent b="0" l="0" r="0" t="0"/>
-            <wp:docPr id="7" name="image5.png"/>
+            <wp:docPr id="7" name="image2.png"/>
             <a:graphic>
               <a:graphicData uri="http://schemas.openxmlformats.org/drawingml/2006/picture">
                 <pic:pic>
                   <pic:nvPicPr>
-                    <pic:cNvPr id="0" name="image5.png"/>
+                    <pic:cNvPr id="0" name="image2.png"/>
                     <pic:cNvPicPr preferRelativeResize="0"/>
                   </pic:nvPicPr>
                   <pic:blipFill>
@@ -15449,12 +15449,12 @@
           <wp:inline distB="114300" distT="114300" distL="114300" distR="114300">
             <wp:extent cx="5940115" cy="762000"/>
             <wp:effectExtent b="0" l="0" r="0" t="0"/>
-            <wp:docPr id="3" name="image2.png"/>
+            <wp:docPr id="3" name="image1.png"/>
             <a:graphic>
               <a:graphicData uri="http://schemas.openxmlformats.org/drawingml/2006/picture">
                 <pic:pic>
                   <pic:nvPicPr>
-                    <pic:cNvPr id="0" name="image2.png"/>
+                    <pic:cNvPr id="0" name="image1.png"/>
                     <pic:cNvPicPr preferRelativeResize="0"/>
                   </pic:nvPicPr>
                   <pic:blipFill>
@@ -17980,12 +17980,12 @@
           <wp:inline distB="114300" distT="114300" distL="114300" distR="114300">
             <wp:extent cx="5940115" cy="3365500"/>
             <wp:effectExtent b="0" l="0" r="0" t="0"/>
-            <wp:docPr id="4" name="image1.png"/>
+            <wp:docPr id="4" name="image8.png"/>
             <a:graphic>
               <a:graphicData uri="http://schemas.openxmlformats.org/drawingml/2006/picture">
                 <pic:pic>
                   <pic:nvPicPr>
-                    <pic:cNvPr id="0" name="image1.png"/>
+                    <pic:cNvPr id="0" name="image8.png"/>
                     <pic:cNvPicPr preferRelativeResize="0"/>
                   </pic:nvPicPr>
                   <pic:blipFill>
@@ -20038,12 +20038,12 @@
           <wp:inline distB="114300" distT="114300" distL="114300" distR="114300">
             <wp:extent cx="5734050" cy="1781175"/>
             <wp:effectExtent b="0" l="0" r="0" t="0"/>
-            <wp:docPr id="2" name="image4.png"/>
+            <wp:docPr id="2" name="image5.png"/>
             <a:graphic>
               <a:graphicData uri="http://schemas.openxmlformats.org/drawingml/2006/picture">
                 <pic:pic>
                   <pic:nvPicPr>
-                    <pic:cNvPr id="0" name="image4.png"/>
+                    <pic:cNvPr id="0" name="image5.png"/>
                     <pic:cNvPicPr preferRelativeResize="0"/>
                   </pic:nvPicPr>
                   <pic:blipFill>
@@ -26781,7 +26781,8 @@
           </w:tcPr>
           <w:p>
             <w:pPr>
-              <w:spacing w:after="0" w:line="326.0869565217391" w:lineRule="auto"/>
+              <w:shd w:fill="ffffff" w:val="clear"/>
+              <w:spacing w:after="240" w:before="240" w:line="240" w:lineRule="auto"/>
               <w:rPr>
                 <w:rFonts w:ascii="Quattrocento Sans" w:cs="Quattrocento Sans" w:eastAsia="Quattrocento Sans" w:hAnsi="Quattrocento Sans"/>
                 <w:sz w:val="23"/>
@@ -26791,11 +26792,15 @@
             <w:r>
               <w:rPr>
                 <w:rFonts w:ascii="Arial Unicode MS" w:cs="Arial Unicode MS" w:eastAsia="Arial Unicode MS" w:hAnsi="Arial Unicode MS"/>
-                <w:sz w:val="23"/>
-                <w:szCs w:val="23"/>
-                <w:rtl w:val="0"/>
-              </w:rPr>
-              <w:t xml:space="preserve">☐</w:t>
+                <w:color w:val="0f1115"/>
+                <w:rtl w:val="0"/>
+              </w:rPr>
+              <w:t xml:space="preserve">☑</w:t>
+            </w:r>
+            <w:r>
+              <w:rPr>
+                <w:rtl w:val="0"/>
+              </w:rPr>
             </w:r>
           </w:p>
         </w:tc>
@@ -26877,7 +26882,8 @@
           </w:tcPr>
           <w:p>
             <w:pPr>
-              <w:spacing w:after="0" w:line="326.0869565217391" w:lineRule="auto"/>
+              <w:shd w:fill="ffffff" w:val="clear"/>
+              <w:spacing w:after="240" w:before="240" w:line="240" w:lineRule="auto"/>
               <w:rPr>
                 <w:rFonts w:ascii="Quattrocento Sans" w:cs="Quattrocento Sans" w:eastAsia="Quattrocento Sans" w:hAnsi="Quattrocento Sans"/>
                 <w:sz w:val="23"/>
@@ -26887,11 +26893,15 @@
             <w:r>
               <w:rPr>
                 <w:rFonts w:ascii="Arial Unicode MS" w:cs="Arial Unicode MS" w:eastAsia="Arial Unicode MS" w:hAnsi="Arial Unicode MS"/>
-                <w:sz w:val="23"/>
-                <w:szCs w:val="23"/>
-                <w:rtl w:val="0"/>
-              </w:rPr>
-              <w:t xml:space="preserve">☐</w:t>
+                <w:color w:val="0f1115"/>
+                <w:rtl w:val="0"/>
+              </w:rPr>
+              <w:t xml:space="preserve">☑</w:t>
+            </w:r>
+            <w:r>
+              <w:rPr>
+                <w:rtl w:val="0"/>
+              </w:rPr>
             </w:r>
           </w:p>
         </w:tc>
@@ -26983,7 +26993,8 @@
           </w:tcPr>
           <w:p>
             <w:pPr>
-              <w:spacing w:after="0" w:line="326.0869565217391" w:lineRule="auto"/>
+              <w:shd w:fill="ffffff" w:val="clear"/>
+              <w:spacing w:after="240" w:before="240" w:line="240" w:lineRule="auto"/>
               <w:rPr>
                 <w:rFonts w:ascii="Quattrocento Sans" w:cs="Quattrocento Sans" w:eastAsia="Quattrocento Sans" w:hAnsi="Quattrocento Sans"/>
                 <w:sz w:val="23"/>
@@ -26993,11 +27004,15 @@
             <w:r>
               <w:rPr>
                 <w:rFonts w:ascii="Arial Unicode MS" w:cs="Arial Unicode MS" w:eastAsia="Arial Unicode MS" w:hAnsi="Arial Unicode MS"/>
-                <w:sz w:val="23"/>
-                <w:szCs w:val="23"/>
-                <w:rtl w:val="0"/>
-              </w:rPr>
-              <w:t xml:space="preserve">☐</w:t>
+                <w:color w:val="0f1115"/>
+                <w:rtl w:val="0"/>
+              </w:rPr>
+              <w:t xml:space="preserve">☑</w:t>
+            </w:r>
+            <w:r>
+              <w:rPr>
+                <w:rtl w:val="0"/>
+              </w:rPr>
             </w:r>
           </w:p>
         </w:tc>
@@ -27089,7 +27104,8 @@
           </w:tcPr>
           <w:p>
             <w:pPr>
-              <w:spacing w:after="0" w:line="326.0869565217391" w:lineRule="auto"/>
+              <w:shd w:fill="ffffff" w:val="clear"/>
+              <w:spacing w:after="240" w:before="240" w:line="240" w:lineRule="auto"/>
               <w:rPr>
                 <w:rFonts w:ascii="Quattrocento Sans" w:cs="Quattrocento Sans" w:eastAsia="Quattrocento Sans" w:hAnsi="Quattrocento Sans"/>
                 <w:sz w:val="23"/>
@@ -27099,11 +27115,15 @@
             <w:r>
               <w:rPr>
                 <w:rFonts w:ascii="Arial Unicode MS" w:cs="Arial Unicode MS" w:eastAsia="Arial Unicode MS" w:hAnsi="Arial Unicode MS"/>
-                <w:sz w:val="23"/>
-                <w:szCs w:val="23"/>
-                <w:rtl w:val="0"/>
-              </w:rPr>
-              <w:t xml:space="preserve">☐</w:t>
+                <w:color w:val="0f1115"/>
+                <w:rtl w:val="0"/>
+              </w:rPr>
+              <w:t xml:space="preserve">☑</w:t>
+            </w:r>
+            <w:r>
+              <w:rPr>
+                <w:rtl w:val="0"/>
+              </w:rPr>
             </w:r>
           </w:p>
         </w:tc>
@@ -27185,7 +27205,8 @@
           </w:tcPr>
           <w:p>
             <w:pPr>
-              <w:spacing w:after="0" w:line="326.0869565217391" w:lineRule="auto"/>
+              <w:shd w:fill="ffffff" w:val="clear"/>
+              <w:spacing w:after="240" w:before="240" w:line="240" w:lineRule="auto"/>
               <w:rPr>
                 <w:rFonts w:ascii="Quattrocento Sans" w:cs="Quattrocento Sans" w:eastAsia="Quattrocento Sans" w:hAnsi="Quattrocento Sans"/>
                 <w:sz w:val="23"/>
@@ -27195,11 +27216,15 @@
             <w:r>
               <w:rPr>
                 <w:rFonts w:ascii="Arial Unicode MS" w:cs="Arial Unicode MS" w:eastAsia="Arial Unicode MS" w:hAnsi="Arial Unicode MS"/>
-                <w:sz w:val="23"/>
-                <w:szCs w:val="23"/>
-                <w:rtl w:val="0"/>
-              </w:rPr>
-              <w:t xml:space="preserve">☐</w:t>
+                <w:color w:val="0f1115"/>
+                <w:rtl w:val="0"/>
+              </w:rPr>
+              <w:t xml:space="preserve">☑</w:t>
+            </w:r>
+            <w:r>
+              <w:rPr>
+                <w:rtl w:val="0"/>
+              </w:rPr>
             </w:r>
           </w:p>
         </w:tc>
@@ -27281,7 +27306,8 @@
           </w:tcPr>
           <w:p>
             <w:pPr>
-              <w:spacing w:after="0" w:line="326.0869565217391" w:lineRule="auto"/>
+              <w:shd w:fill="ffffff" w:val="clear"/>
+              <w:spacing w:after="240" w:before="240" w:line="240" w:lineRule="auto"/>
               <w:rPr>
                 <w:rFonts w:ascii="Quattrocento Sans" w:cs="Quattrocento Sans" w:eastAsia="Quattrocento Sans" w:hAnsi="Quattrocento Sans"/>
                 <w:sz w:val="23"/>
@@ -27291,11 +27317,15 @@
             <w:r>
               <w:rPr>
                 <w:rFonts w:ascii="Arial Unicode MS" w:cs="Arial Unicode MS" w:eastAsia="Arial Unicode MS" w:hAnsi="Arial Unicode MS"/>
-                <w:sz w:val="23"/>
-                <w:szCs w:val="23"/>
-                <w:rtl w:val="0"/>
-              </w:rPr>
-              <w:t xml:space="preserve">☐</w:t>
+                <w:color w:val="0f1115"/>
+                <w:rtl w:val="0"/>
+              </w:rPr>
+              <w:t xml:space="preserve">☑</w:t>
+            </w:r>
+            <w:r>
+              <w:rPr>
+                <w:rtl w:val="0"/>
+              </w:rPr>
             </w:r>
           </w:p>
         </w:tc>
@@ -27377,7 +27407,8 @@
           </w:tcPr>
           <w:p>
             <w:pPr>
-              <w:spacing w:after="0" w:line="326.0869565217391" w:lineRule="auto"/>
+              <w:shd w:fill="ffffff" w:val="clear"/>
+              <w:spacing w:after="240" w:before="240" w:line="240" w:lineRule="auto"/>
               <w:rPr>
                 <w:rFonts w:ascii="Quattrocento Sans" w:cs="Quattrocento Sans" w:eastAsia="Quattrocento Sans" w:hAnsi="Quattrocento Sans"/>
                 <w:sz w:val="23"/>
@@ -27387,11 +27418,15 @@
             <w:r>
               <w:rPr>
                 <w:rFonts w:ascii="Arial Unicode MS" w:cs="Arial Unicode MS" w:eastAsia="Arial Unicode MS" w:hAnsi="Arial Unicode MS"/>
-                <w:sz w:val="23"/>
-                <w:szCs w:val="23"/>
-                <w:rtl w:val="0"/>
-              </w:rPr>
-              <w:t xml:space="preserve">☐</w:t>
+                <w:color w:val="0f1115"/>
+                <w:rtl w:val="0"/>
+              </w:rPr>
+              <w:t xml:space="preserve">☑</w:t>
+            </w:r>
+            <w:r>
+              <w:rPr>
+                <w:rtl w:val="0"/>
+              </w:rPr>
             </w:r>
           </w:p>
         </w:tc>
@@ -27422,22 +27457,7 @@
           <w:color w:val="0f1115"/>
           <w:rtl w:val="0"/>
         </w:rPr>
-        <w:t xml:space="preserve"> </w:t>
-      </w:r>
-      <w:hyperlink r:id="rId14">
-        <w:r>
-          <w:rPr>
-            <w:rFonts w:ascii="Arial" w:cs="Arial" w:eastAsia="Arial" w:hAnsi="Arial"/>
-            <w:color w:val="3964fe"/>
-            <w:rtl w:val="0"/>
-          </w:rPr>
-          <w:t xml:space="preserve">https://github.com/ваш-логин/up11-project-familiya</w:t>
-        </w:r>
-      </w:hyperlink>
-      <w:r>
-        <w:rPr>
-          <w:rtl w:val="0"/>
-        </w:rPr>
+        <w:t xml:space="preserve"> https://github.com/ZxcRustam/up11-project-barmin</w:t>
       </w:r>
     </w:p>
     <w:p>
@@ -31251,7 +31271,7 @@
         </w:rPr>
         <w:t xml:space="preserve">Официальная документация PostgreSQL 18: </w:t>
       </w:r>
-      <w:hyperlink r:id="rId15">
+      <w:hyperlink r:id="rId14">
         <w:r>
           <w:rPr>
             <w:rFonts w:ascii="Quattrocento Sans" w:cs="Quattrocento Sans" w:eastAsia="Quattrocento Sans" w:hAnsi="Quattrocento Sans"/>
@@ -31289,7 +31309,7 @@
         </w:rPr>
         <w:t xml:space="preserve">Официальная документация psycopg2: </w:t>
       </w:r>
-      <w:hyperlink r:id="rId16">
+      <w:hyperlink r:id="rId15">
         <w:r>
           <w:rPr>
             <w:rFonts w:ascii="Quattrocento Sans" w:cs="Quattrocento Sans" w:eastAsia="Quattrocento Sans" w:hAnsi="Quattrocento Sans"/>
@@ -31346,7 +31366,7 @@
         </w:rPr>
         <w:t xml:space="preserve">: </w:t>
       </w:r>
-      <w:hyperlink r:id="rId17">
+      <w:hyperlink r:id="rId16">
         <w:r>
           <w:rPr>
             <w:rFonts w:ascii="Quattrocento Sans" w:cs="Quattrocento Sans" w:eastAsia="Quattrocento Sans" w:hAnsi="Quattrocento Sans"/>
